--- a/Lectures/Lecture16_Mar19/The Problem Outline Template.docx
+++ b/Lectures/Lecture16_Mar19/The Problem Outline Template.docx
@@ -80,7 +80,21 @@
           <w:sz w:val="24"/>
           <w:szCs w:val="24"/>
         </w:rPr>
-        <w:t xml:space="preserve">that these satellites exert minimal gravitational forces on their host or on other orbiting objects. This assumption breaks down if the total mass of the satellite is a significant fraction of the host’s mass – this is true of the Magellanic Clouds. </w:t>
+        <w:t xml:space="preserve">that these satellites exert minimal gravitational forces on their host or on other orbiting objects. </w:t>
+      </w:r>
+      <w:r>
+        <w:rPr>
+          <w:sz w:val="24"/>
+          <w:szCs w:val="24"/>
+        </w:rPr>
+        <w:t>However, t</w:t>
+      </w:r>
+      <w:r>
+        <w:rPr>
+          <w:sz w:val="24"/>
+          <w:szCs w:val="24"/>
+        </w:rPr>
+        <w:t xml:space="preserve">his assumption breaks down if the total mass of the satellite is a significant fraction of the host’s mass – this is true of the Magellanic Clouds. </w:t>
       </w:r>
       <w:r>
         <w:rPr>
